--- a/Knowledge/3-Work knowledge/1-Software Engineering/2-Testing/5-My Source/1-ISTQB Foundation Level/4-Dynamic Testing/1-Dynamic Testing.docx
+++ b/Knowledge/3-Work knowledge/1-Software Engineering/2-Testing/5-My Source/1-ISTQB Foundation Level/4-Dynamic Testing/1-Dynamic Testing.docx
@@ -30,51 +30,77 @@
       </w:pPr>
       <w:r>
         <w:rPr>
-          <w:b/>
-          <w:shd w:val="clear" w:color="auto" w:fill="B7B7B7"/>
-        </w:rPr>
-        <w:t># Source</w:t>
-      </w:r>
-      <w:r>
-        <w:rPr>
-          <w:shd w:val="clear" w:color="auto" w:fill="B7B7B7"/>
-        </w:rPr>
-        <w:t xml:space="preserve">: </w:t>
-      </w:r>
-      <w:r>
-        <w:rPr>
-          <w:b/>
-          <w:shd w:val="clear" w:color="auto" w:fill="B7B7B7"/>
-        </w:rPr>
-        <w:t xml:space="preserve">Chatgpt </w:t>
-      </w:r>
-      <w:r>
-        <w:rPr>
-          <w:b/>
-          <w:sz w:val="14"/>
-          <w:szCs w:val="14"/>
-          <w:shd w:val="clear" w:color="auto" w:fill="B7B7B7"/>
-        </w:rPr>
-        <w:t>(GPT</w:t>
-      </w:r>
-      <w:r>
-        <w:rPr>
-          <w:rFonts w:ascii="Cambria Math" w:hAnsi="Cambria Math" w:cs="Cambria Math"/>
-          <w:b/>
-          <w:sz w:val="14"/>
-          <w:szCs w:val="14"/>
-          <w:shd w:val="clear" w:color="auto" w:fill="B7B7B7"/>
+          <w:rFonts w:ascii="Arial" w:eastAsia="Arial" w:hAnsi="Arial" w:cs="Arial"/>
+          <w:b/>
+          <w:color w:val="000000"/>
+          <w:sz w:val="18"/>
+          <w:highlight w:val="lightGray"/>
+        </w:rPr>
+        <w:t># Source: AI Source: Provided by: [Data Path</w:t>
+      </w:r>
+      <w:r>
+        <w:rPr>
+          <w:rFonts w:ascii="Arial" w:eastAsia="Arial" w:hAnsi="Arial" w:cs="Arial"/>
+          <w:color w:val="000000"/>
+          <w:sz w:val="18"/>
+          <w:highlight w:val="lightGray"/>
+        </w:rPr>
+        <w:t xml:space="preserve">: Persons Table -&gt; ID Column: 1, Name_En Column: Motasem Essam] -&gt; </w:t>
+      </w:r>
+      <w:r>
+        <w:rPr>
+          <w:rFonts w:ascii="Arial" w:eastAsia="Arial" w:hAnsi="Arial" w:cs="Arial"/>
+          <w:b/>
+          <w:color w:val="000000"/>
+          <w:sz w:val="18"/>
+          <w:highlight w:val="lightGray"/>
+        </w:rPr>
+        <w:t>From:</w:t>
+      </w:r>
+      <w:r>
+        <w:rPr>
+          <w:rFonts w:ascii="Arial" w:eastAsia="Arial" w:hAnsi="Arial" w:cs="Arial"/>
+          <w:color w:val="000000"/>
+          <w:sz w:val="18"/>
+          <w:highlight w:val="lightGray"/>
+        </w:rPr>
+        <w:t xml:space="preserve"> [Chatgpt (GPT</w:t>
+      </w:r>
+      <w:r>
+        <w:rPr>
+          <w:rFonts w:ascii="Arial" w:eastAsia="Arial" w:hAnsi="Arial" w:cs="Cambria Math"/>
+          <w:color w:val="000000"/>
+          <w:sz w:val="18"/>
+          <w:highlight w:val="lightGray"/>
         </w:rPr>
         <w:t>‑</w:t>
       </w:r>
       <w:r>
         <w:rPr>
-          <w:b/>
-          <w:sz w:val="14"/>
-          <w:szCs w:val="14"/>
-          <w:shd w:val="clear" w:color="auto" w:fill="B7B7B7"/>
-        </w:rPr>
-        <w:t>5 Mini) at [8/22/2025]</w:t>
+          <w:rFonts w:ascii="Arial" w:eastAsia="Arial" w:hAnsi="Arial" w:cs="Arial"/>
+          <w:color w:val="000000"/>
+          <w:sz w:val="18"/>
+          <w:highlight w:val="lightGray"/>
+        </w:rPr>
+        <w:t xml:space="preserve">5 Mini)] </w:t>
+      </w:r>
+      <w:r>
+        <w:rPr>
+          <w:rFonts w:ascii="Arial" w:eastAsia="Arial" w:hAnsi="Arial" w:cs="Arial"/>
+          <w:b/>
+          <w:color w:val="000000"/>
+          <w:sz w:val="18"/>
+          <w:highlight w:val="lightGray"/>
+        </w:rPr>
+        <w:t>on</w:t>
+      </w:r>
+      <w:r>
+        <w:rPr>
+          <w:rFonts w:ascii="Arial" w:eastAsia="Arial" w:hAnsi="Arial"/>
+          <w:sz w:val="18"/>
+          <w:highlight w:val="lightGray"/>
+        </w:rPr>
+        <w:t xml:space="preserve"> [8/22/2025]</w:t>
       </w:r>
     </w:p>
     <w:p>
@@ -117,7 +143,7 @@
           <w:ilvl w:val="0"/>
           <w:numId w:val="3"/>
         </w:numPr>
-        <w:spacing w:before="240"/>
+        <w:spacing w:before="240" w:after="0" w:line="276" w:lineRule="auto"/>
       </w:pPr>
       <w:r>
         <w:rPr>
@@ -151,7 +177,7 @@
           <w:ilvl w:val="0"/>
           <w:numId w:val="3"/>
         </w:numPr>
-        <w:spacing w:after="240"/>
+        <w:spacing w:after="240" w:line="276" w:lineRule="auto"/>
       </w:pPr>
       <w:r>
         <w:rPr>
@@ -181,7 +207,7 @@
     </w:p>
     <w:p>
       <w:r>
-        <w:pict w14:anchorId="7B77C54D">
+        <w:pict w14:anchorId="4C6300DA">
           <v:rect id="_x0000_i1025" style="width:0;height:1.5pt" o:hralign="center" o:hrstd="t" o:hr="t" fillcolor="#a0a0a0" stroked="f"/>
         </w:pict>
       </w:r>
@@ -218,51 +244,77 @@
       </w:pPr>
       <w:r>
         <w:rPr>
-          <w:b/>
-          <w:shd w:val="clear" w:color="auto" w:fill="B7B7B7"/>
-        </w:rPr>
-        <w:t># Source</w:t>
-      </w:r>
-      <w:r>
-        <w:rPr>
-          <w:shd w:val="clear" w:color="auto" w:fill="B7B7B7"/>
-        </w:rPr>
-        <w:t xml:space="preserve">: </w:t>
-      </w:r>
-      <w:r>
-        <w:rPr>
-          <w:b/>
-          <w:shd w:val="clear" w:color="auto" w:fill="B7B7B7"/>
-        </w:rPr>
-        <w:t xml:space="preserve">Chatgpt </w:t>
-      </w:r>
-      <w:r>
-        <w:rPr>
-          <w:b/>
-          <w:sz w:val="14"/>
-          <w:szCs w:val="14"/>
-          <w:shd w:val="clear" w:color="auto" w:fill="B7B7B7"/>
-        </w:rPr>
-        <w:t>(GPT</w:t>
-      </w:r>
-      <w:r>
-        <w:rPr>
-          <w:rFonts w:ascii="Cambria Math" w:hAnsi="Cambria Math" w:cs="Cambria Math"/>
-          <w:b/>
-          <w:sz w:val="14"/>
-          <w:szCs w:val="14"/>
-          <w:shd w:val="clear" w:color="auto" w:fill="B7B7B7"/>
+          <w:rFonts w:ascii="Arial" w:eastAsia="Arial" w:hAnsi="Arial" w:cs="Arial"/>
+          <w:b/>
+          <w:color w:val="000000"/>
+          <w:sz w:val="18"/>
+          <w:highlight w:val="lightGray"/>
+        </w:rPr>
+        <w:t># Source: AI Source: Provided by: [Data Path</w:t>
+      </w:r>
+      <w:r>
+        <w:rPr>
+          <w:rFonts w:ascii="Arial" w:eastAsia="Arial" w:hAnsi="Arial" w:cs="Arial"/>
+          <w:color w:val="000000"/>
+          <w:sz w:val="18"/>
+          <w:highlight w:val="lightGray"/>
+        </w:rPr>
+        <w:t xml:space="preserve">: Persons Table -&gt; ID Column: 1, Name_En Column: Motasem Essam] -&gt; </w:t>
+      </w:r>
+      <w:r>
+        <w:rPr>
+          <w:rFonts w:ascii="Arial" w:eastAsia="Arial" w:hAnsi="Arial" w:cs="Arial"/>
+          <w:b/>
+          <w:color w:val="000000"/>
+          <w:sz w:val="18"/>
+          <w:highlight w:val="lightGray"/>
+        </w:rPr>
+        <w:t>From:</w:t>
+      </w:r>
+      <w:r>
+        <w:rPr>
+          <w:rFonts w:ascii="Arial" w:eastAsia="Arial" w:hAnsi="Arial" w:cs="Arial"/>
+          <w:color w:val="000000"/>
+          <w:sz w:val="18"/>
+          <w:highlight w:val="lightGray"/>
+        </w:rPr>
+        <w:t xml:space="preserve"> [Chatgpt (GPT</w:t>
+      </w:r>
+      <w:r>
+        <w:rPr>
+          <w:rFonts w:ascii="Arial" w:eastAsia="Arial" w:hAnsi="Arial" w:cs="Cambria Math"/>
+          <w:color w:val="000000"/>
+          <w:sz w:val="18"/>
+          <w:highlight w:val="lightGray"/>
         </w:rPr>
         <w:t>‑</w:t>
       </w:r>
       <w:r>
         <w:rPr>
-          <w:b/>
-          <w:sz w:val="14"/>
-          <w:szCs w:val="14"/>
-          <w:shd w:val="clear" w:color="auto" w:fill="B7B7B7"/>
-        </w:rPr>
-        <w:t>5 Mini) at [8/22/2025]</w:t>
+          <w:rFonts w:ascii="Arial" w:eastAsia="Arial" w:hAnsi="Arial" w:cs="Arial"/>
+          <w:color w:val="000000"/>
+          <w:sz w:val="18"/>
+          <w:highlight w:val="lightGray"/>
+        </w:rPr>
+        <w:t xml:space="preserve">5 Mini)] </w:t>
+      </w:r>
+      <w:r>
+        <w:rPr>
+          <w:rFonts w:ascii="Arial" w:eastAsia="Arial" w:hAnsi="Arial" w:cs="Arial"/>
+          <w:b/>
+          <w:color w:val="000000"/>
+          <w:sz w:val="18"/>
+          <w:highlight w:val="lightGray"/>
+        </w:rPr>
+        <w:t>on</w:t>
+      </w:r>
+      <w:r>
+        <w:rPr>
+          <w:rFonts w:ascii="Arial" w:eastAsia="Arial" w:hAnsi="Arial"/>
+          <w:sz w:val="18"/>
+          <w:highlight w:val="lightGray"/>
+        </w:rPr>
+        <w:t xml:space="preserve"> [8/22/2025]</w:t>
       </w:r>
     </w:p>
     <w:p>
@@ -271,7 +323,7 @@
           <w:ilvl w:val="0"/>
           <w:numId w:val="7"/>
         </w:numPr>
-        <w:spacing w:before="240"/>
+        <w:spacing w:before="240" w:after="0" w:line="276" w:lineRule="auto"/>
         <w:rPr>
           <w:rFonts w:ascii="Roboto Mono" w:eastAsia="Roboto Mono" w:hAnsi="Roboto Mono" w:cs="Roboto Mono"/>
         </w:rPr>
@@ -295,6 +347,7 @@
           <w:ilvl w:val="0"/>
           <w:numId w:val="7"/>
         </w:numPr>
+        <w:spacing w:after="0" w:line="276" w:lineRule="auto"/>
         <w:rPr>
           <w:rFonts w:ascii="Roboto Mono" w:eastAsia="Roboto Mono" w:hAnsi="Roboto Mono" w:cs="Roboto Mono"/>
         </w:rPr>
@@ -318,7 +371,7 @@
           <w:ilvl w:val="0"/>
           <w:numId w:val="7"/>
         </w:numPr>
-        <w:spacing w:after="240"/>
+        <w:spacing w:after="240" w:line="276" w:lineRule="auto"/>
       </w:pPr>
       <w:r>
         <w:rPr>
@@ -332,7 +385,7 @@
     </w:p>
     <w:p>
       <w:r>
-        <w:pict w14:anchorId="3CD90B71">
+        <w:pict w14:anchorId="0D248F27">
           <v:rect id="_x0000_i1026" style="width:0;height:1.5pt" o:hralign="center" o:hrstd="t" o:hr="t" fillcolor="#a0a0a0" stroked="f"/>
         </w:pict>
       </w:r>
@@ -365,51 +418,77 @@
       </w:pPr>
       <w:r>
         <w:rPr>
-          <w:b/>
-          <w:shd w:val="clear" w:color="auto" w:fill="B7B7B7"/>
-        </w:rPr>
-        <w:t># Source</w:t>
-      </w:r>
-      <w:r>
-        <w:rPr>
-          <w:shd w:val="clear" w:color="auto" w:fill="B7B7B7"/>
-        </w:rPr>
-        <w:t xml:space="preserve">: </w:t>
-      </w:r>
-      <w:r>
-        <w:rPr>
-          <w:b/>
-          <w:shd w:val="clear" w:color="auto" w:fill="B7B7B7"/>
-        </w:rPr>
-        <w:t xml:space="preserve">Chatgpt </w:t>
-      </w:r>
-      <w:r>
-        <w:rPr>
-          <w:b/>
-          <w:sz w:val="14"/>
-          <w:szCs w:val="14"/>
-          <w:shd w:val="clear" w:color="auto" w:fill="B7B7B7"/>
-        </w:rPr>
-        <w:t>(GPT</w:t>
-      </w:r>
-      <w:r>
-        <w:rPr>
-          <w:rFonts w:ascii="Cambria Math" w:hAnsi="Cambria Math" w:cs="Cambria Math"/>
-          <w:b/>
-          <w:sz w:val="14"/>
-          <w:szCs w:val="14"/>
-          <w:shd w:val="clear" w:color="auto" w:fill="B7B7B7"/>
+          <w:rFonts w:ascii="Arial" w:eastAsia="Arial" w:hAnsi="Arial" w:cs="Arial"/>
+          <w:b/>
+          <w:color w:val="000000"/>
+          <w:sz w:val="18"/>
+          <w:highlight w:val="lightGray"/>
+        </w:rPr>
+        <w:t># Source: AI Source: Provided by: [Data Path</w:t>
+      </w:r>
+      <w:r>
+        <w:rPr>
+          <w:rFonts w:ascii="Arial" w:eastAsia="Arial" w:hAnsi="Arial" w:cs="Arial"/>
+          <w:color w:val="000000"/>
+          <w:sz w:val="18"/>
+          <w:highlight w:val="lightGray"/>
+        </w:rPr>
+        <w:t xml:space="preserve">: Persons Table -&gt; ID Column: 1, Name_En Column: Motasem Essam] -&gt; </w:t>
+      </w:r>
+      <w:r>
+        <w:rPr>
+          <w:rFonts w:ascii="Arial" w:eastAsia="Arial" w:hAnsi="Arial" w:cs="Arial"/>
+          <w:b/>
+          <w:color w:val="000000"/>
+          <w:sz w:val="18"/>
+          <w:highlight w:val="lightGray"/>
+        </w:rPr>
+        <w:t>From:</w:t>
+      </w:r>
+      <w:r>
+        <w:rPr>
+          <w:rFonts w:ascii="Arial" w:eastAsia="Arial" w:hAnsi="Arial" w:cs="Arial"/>
+          <w:color w:val="000000"/>
+          <w:sz w:val="18"/>
+          <w:highlight w:val="lightGray"/>
+        </w:rPr>
+        <w:t xml:space="preserve"> [Chatgpt (GPT</w:t>
+      </w:r>
+      <w:r>
+        <w:rPr>
+          <w:rFonts w:ascii="Arial" w:eastAsia="Arial" w:hAnsi="Arial" w:cs="Cambria Math"/>
+          <w:color w:val="000000"/>
+          <w:sz w:val="18"/>
+          <w:highlight w:val="lightGray"/>
         </w:rPr>
         <w:t>‑</w:t>
       </w:r>
       <w:r>
         <w:rPr>
-          <w:b/>
-          <w:sz w:val="14"/>
-          <w:szCs w:val="14"/>
-          <w:shd w:val="clear" w:color="auto" w:fill="B7B7B7"/>
-        </w:rPr>
-        <w:t>5 Mini) at [8/22/2025]</w:t>
+          <w:rFonts w:ascii="Arial" w:eastAsia="Arial" w:hAnsi="Arial" w:cs="Arial"/>
+          <w:color w:val="000000"/>
+          <w:sz w:val="18"/>
+          <w:highlight w:val="lightGray"/>
+        </w:rPr>
+        <w:t xml:space="preserve">5 Mini)] </w:t>
+      </w:r>
+      <w:r>
+        <w:rPr>
+          <w:rFonts w:ascii="Arial" w:eastAsia="Arial" w:hAnsi="Arial" w:cs="Arial"/>
+          <w:b/>
+          <w:color w:val="000000"/>
+          <w:sz w:val="18"/>
+          <w:highlight w:val="lightGray"/>
+        </w:rPr>
+        <w:t>on</w:t>
+      </w:r>
+      <w:r>
+        <w:rPr>
+          <w:rFonts w:ascii="Arial" w:eastAsia="Arial" w:hAnsi="Arial"/>
+          <w:sz w:val="18"/>
+          <w:highlight w:val="lightGray"/>
+        </w:rPr>
+        <w:t xml:space="preserve"> [8/22/2025]</w:t>
       </w:r>
     </w:p>
     <w:p>
@@ -445,14 +524,13 @@
           <w:ilvl w:val="0"/>
           <w:numId w:val="1"/>
         </w:numPr>
-        <w:spacing w:before="240"/>
-      </w:pPr>
-      <w:r>
-        <w:rPr>
-          <w:rFonts w:ascii="Roboto Mono" w:eastAsia="Roboto Mono" w:hAnsi="Roboto Mono" w:cs="Roboto Mono"/>
-          <w:b/>
-        </w:rPr>
-        <w:lastRenderedPageBreak/>
+        <w:spacing w:before="240" w:after="0" w:line="276" w:lineRule="auto"/>
+      </w:pPr>
+      <w:r>
+        <w:rPr>
+          <w:rFonts w:ascii="Roboto Mono" w:eastAsia="Roboto Mono" w:hAnsi="Roboto Mono" w:cs="Roboto Mono"/>
+          <w:b/>
+        </w:rPr>
         <w:t>Unit/Component Testing</w:t>
       </w:r>
       <w:r>
@@ -474,6 +552,7 @@
           <w:ilvl w:val="0"/>
           <w:numId w:val="1"/>
         </w:numPr>
+        <w:spacing w:after="0" w:line="276" w:lineRule="auto"/>
       </w:pPr>
       <w:r>
         <w:rPr>
@@ -501,6 +580,7 @@
           <w:ilvl w:val="0"/>
           <w:numId w:val="1"/>
         </w:numPr>
+        <w:spacing w:after="0" w:line="276" w:lineRule="auto"/>
       </w:pPr>
       <w:r>
         <w:rPr>
@@ -528,7 +608,7 @@
           <w:ilvl w:val="0"/>
           <w:numId w:val="1"/>
         </w:numPr>
-        <w:spacing w:after="240"/>
+        <w:spacing w:after="240" w:line="276" w:lineRule="auto"/>
       </w:pPr>
       <w:r>
         <w:rPr>
@@ -552,7 +632,7 @@
     </w:p>
     <w:p>
       <w:r>
-        <w:pict w14:anchorId="6D98BA40">
+        <w:pict w14:anchorId="4E948A7B">
           <v:rect id="_x0000_i1027" style="width:0;height:1.5pt" o:hralign="center" o:hrstd="t" o:hr="t" fillcolor="#a0a0a0" stroked="f"/>
         </w:pict>
       </w:r>
@@ -585,51 +665,77 @@
       </w:pPr>
       <w:r>
         <w:rPr>
-          <w:b/>
-          <w:shd w:val="clear" w:color="auto" w:fill="B7B7B7"/>
-        </w:rPr>
-        <w:t># Source</w:t>
-      </w:r>
-      <w:r>
-        <w:rPr>
-          <w:shd w:val="clear" w:color="auto" w:fill="B7B7B7"/>
-        </w:rPr>
-        <w:t xml:space="preserve">: </w:t>
-      </w:r>
-      <w:r>
-        <w:rPr>
-          <w:b/>
-          <w:shd w:val="clear" w:color="auto" w:fill="B7B7B7"/>
-        </w:rPr>
-        <w:t xml:space="preserve">Chatgpt </w:t>
-      </w:r>
-      <w:r>
-        <w:rPr>
-          <w:b/>
-          <w:sz w:val="14"/>
-          <w:szCs w:val="14"/>
-          <w:shd w:val="clear" w:color="auto" w:fill="B7B7B7"/>
-        </w:rPr>
-        <w:t>(GPT</w:t>
-      </w:r>
-      <w:r>
-        <w:rPr>
-          <w:rFonts w:ascii="Cambria Math" w:hAnsi="Cambria Math" w:cs="Cambria Math"/>
-          <w:b/>
-          <w:sz w:val="14"/>
-          <w:szCs w:val="14"/>
-          <w:shd w:val="clear" w:color="auto" w:fill="B7B7B7"/>
+          <w:rFonts w:ascii="Arial" w:eastAsia="Arial" w:hAnsi="Arial" w:cs="Arial"/>
+          <w:b/>
+          <w:color w:val="000000"/>
+          <w:sz w:val="18"/>
+          <w:highlight w:val="lightGray"/>
+        </w:rPr>
+        <w:t># Source: AI Source: Provided by: [Data Path</w:t>
+      </w:r>
+      <w:r>
+        <w:rPr>
+          <w:rFonts w:ascii="Arial" w:eastAsia="Arial" w:hAnsi="Arial" w:cs="Arial"/>
+          <w:color w:val="000000"/>
+          <w:sz w:val="18"/>
+          <w:highlight w:val="lightGray"/>
+        </w:rPr>
+        <w:t xml:space="preserve">: Persons Table -&gt; ID Column: 1, Name_En Column: Motasem Essam] -&gt; </w:t>
+      </w:r>
+      <w:r>
+        <w:rPr>
+          <w:rFonts w:ascii="Arial" w:eastAsia="Arial" w:hAnsi="Arial" w:cs="Arial"/>
+          <w:b/>
+          <w:color w:val="000000"/>
+          <w:sz w:val="18"/>
+          <w:highlight w:val="lightGray"/>
+        </w:rPr>
+        <w:t>From:</w:t>
+      </w:r>
+      <w:r>
+        <w:rPr>
+          <w:rFonts w:ascii="Arial" w:eastAsia="Arial" w:hAnsi="Arial" w:cs="Arial"/>
+          <w:color w:val="000000"/>
+          <w:sz w:val="18"/>
+          <w:highlight w:val="lightGray"/>
+        </w:rPr>
+        <w:t xml:space="preserve"> [Chatgpt (GPT</w:t>
+      </w:r>
+      <w:r>
+        <w:rPr>
+          <w:rFonts w:ascii="Arial" w:eastAsia="Arial" w:hAnsi="Arial" w:cs="Cambria Math"/>
+          <w:color w:val="000000"/>
+          <w:sz w:val="18"/>
+          <w:highlight w:val="lightGray"/>
         </w:rPr>
         <w:t>‑</w:t>
       </w:r>
       <w:r>
         <w:rPr>
-          <w:b/>
-          <w:sz w:val="14"/>
-          <w:szCs w:val="14"/>
-          <w:shd w:val="clear" w:color="auto" w:fill="B7B7B7"/>
-        </w:rPr>
-        <w:t>5 Mini) at [8/22/2025]</w:t>
+          <w:rFonts w:ascii="Arial" w:eastAsia="Arial" w:hAnsi="Arial" w:cs="Arial"/>
+          <w:color w:val="000000"/>
+          <w:sz w:val="18"/>
+          <w:highlight w:val="lightGray"/>
+        </w:rPr>
+        <w:t xml:space="preserve">5 Mini)] </w:t>
+      </w:r>
+      <w:r>
+        <w:rPr>
+          <w:rFonts w:ascii="Arial" w:eastAsia="Arial" w:hAnsi="Arial" w:cs="Arial"/>
+          <w:b/>
+          <w:color w:val="000000"/>
+          <w:sz w:val="18"/>
+          <w:highlight w:val="lightGray"/>
+        </w:rPr>
+        <w:t>on</w:t>
+      </w:r>
+      <w:r>
+        <w:rPr>
+          <w:rFonts w:ascii="Arial" w:eastAsia="Arial" w:hAnsi="Arial"/>
+          <w:sz w:val="18"/>
+          <w:highlight w:val="lightGray"/>
+        </w:rPr>
+        <w:t xml:space="preserve"> [8/22/2025]</w:t>
       </w:r>
     </w:p>
     <w:p>
@@ -638,7 +744,7 @@
           <w:ilvl w:val="0"/>
           <w:numId w:val="5"/>
         </w:numPr>
-        <w:spacing w:before="240"/>
+        <w:spacing w:before="240" w:after="0" w:line="276" w:lineRule="auto"/>
       </w:pPr>
       <w:r>
         <w:rPr>
@@ -666,7 +772,7 @@
           <w:ilvl w:val="0"/>
           <w:numId w:val="5"/>
         </w:numPr>
-        <w:spacing w:after="240"/>
+        <w:spacing w:after="240" w:line="276" w:lineRule="auto"/>
       </w:pPr>
       <w:r>
         <w:rPr>
@@ -690,7 +796,7 @@
     </w:p>
     <w:p>
       <w:r>
-        <w:pict w14:anchorId="172E1F0A">
+        <w:pict w14:anchorId="33917D2E">
           <v:rect id="_x0000_i1028" style="width:0;height:1.5pt" o:hralign="center" o:hrstd="t" o:hr="t" fillcolor="#a0a0a0" stroked="f"/>
         </w:pict>
       </w:r>
@@ -723,51 +829,77 @@
       </w:pPr>
       <w:r>
         <w:rPr>
-          <w:b/>
-          <w:shd w:val="clear" w:color="auto" w:fill="B7B7B7"/>
-        </w:rPr>
-        <w:t># Source</w:t>
-      </w:r>
-      <w:r>
-        <w:rPr>
-          <w:shd w:val="clear" w:color="auto" w:fill="B7B7B7"/>
-        </w:rPr>
-        <w:t xml:space="preserve">: </w:t>
-      </w:r>
-      <w:r>
-        <w:rPr>
-          <w:b/>
-          <w:shd w:val="clear" w:color="auto" w:fill="B7B7B7"/>
-        </w:rPr>
-        <w:t xml:space="preserve">Chatgpt </w:t>
-      </w:r>
-      <w:r>
-        <w:rPr>
-          <w:b/>
-          <w:sz w:val="14"/>
-          <w:szCs w:val="14"/>
-          <w:shd w:val="clear" w:color="auto" w:fill="B7B7B7"/>
-        </w:rPr>
-        <w:t>(GPT</w:t>
-      </w:r>
-      <w:r>
-        <w:rPr>
-          <w:rFonts w:ascii="Cambria Math" w:hAnsi="Cambria Math" w:cs="Cambria Math"/>
-          <w:b/>
-          <w:sz w:val="14"/>
-          <w:szCs w:val="14"/>
-          <w:shd w:val="clear" w:color="auto" w:fill="B7B7B7"/>
+          <w:rFonts w:ascii="Arial" w:eastAsia="Arial" w:hAnsi="Arial" w:cs="Arial"/>
+          <w:b/>
+          <w:color w:val="000000"/>
+          <w:sz w:val="18"/>
+          <w:highlight w:val="lightGray"/>
+        </w:rPr>
+        <w:t># Source: AI Source: Provided by: [Data Path</w:t>
+      </w:r>
+      <w:r>
+        <w:rPr>
+          <w:rFonts w:ascii="Arial" w:eastAsia="Arial" w:hAnsi="Arial" w:cs="Arial"/>
+          <w:color w:val="000000"/>
+          <w:sz w:val="18"/>
+          <w:highlight w:val="lightGray"/>
+        </w:rPr>
+        <w:t xml:space="preserve">: Persons Table -&gt; ID Column: 1, Name_En Column: Motasem Essam] -&gt; </w:t>
+      </w:r>
+      <w:r>
+        <w:rPr>
+          <w:rFonts w:ascii="Arial" w:eastAsia="Arial" w:hAnsi="Arial" w:cs="Arial"/>
+          <w:b/>
+          <w:color w:val="000000"/>
+          <w:sz w:val="18"/>
+          <w:highlight w:val="lightGray"/>
+        </w:rPr>
+        <w:t>From:</w:t>
+      </w:r>
+      <w:r>
+        <w:rPr>
+          <w:rFonts w:ascii="Arial" w:eastAsia="Arial" w:hAnsi="Arial" w:cs="Arial"/>
+          <w:color w:val="000000"/>
+          <w:sz w:val="18"/>
+          <w:highlight w:val="lightGray"/>
+        </w:rPr>
+        <w:t xml:space="preserve"> [Chatgpt (GPT</w:t>
+      </w:r>
+      <w:r>
+        <w:rPr>
+          <w:rFonts w:ascii="Arial" w:eastAsia="Arial" w:hAnsi="Arial" w:cs="Cambria Math"/>
+          <w:color w:val="000000"/>
+          <w:sz w:val="18"/>
+          <w:highlight w:val="lightGray"/>
         </w:rPr>
         <w:t>‑</w:t>
       </w:r>
       <w:r>
         <w:rPr>
-          <w:b/>
-          <w:sz w:val="14"/>
-          <w:szCs w:val="14"/>
-          <w:shd w:val="clear" w:color="auto" w:fill="B7B7B7"/>
-        </w:rPr>
-        <w:t>5 Mini) at [8/22/2025]</w:t>
+          <w:rFonts w:ascii="Arial" w:eastAsia="Arial" w:hAnsi="Arial" w:cs="Arial"/>
+          <w:color w:val="000000"/>
+          <w:sz w:val="18"/>
+          <w:highlight w:val="lightGray"/>
+        </w:rPr>
+        <w:t xml:space="preserve">5 Mini)] </w:t>
+      </w:r>
+      <w:r>
+        <w:rPr>
+          <w:rFonts w:ascii="Arial" w:eastAsia="Arial" w:hAnsi="Arial" w:cs="Arial"/>
+          <w:b/>
+          <w:color w:val="000000"/>
+          <w:sz w:val="18"/>
+          <w:highlight w:val="lightGray"/>
+        </w:rPr>
+        <w:t>on</w:t>
+      </w:r>
+      <w:r>
+        <w:rPr>
+          <w:rFonts w:ascii="Arial" w:eastAsia="Arial" w:hAnsi="Arial"/>
+          <w:sz w:val="18"/>
+          <w:highlight w:val="lightGray"/>
+        </w:rPr>
+        <w:t xml:space="preserve"> [8/22/2025]</w:t>
       </w:r>
     </w:p>
     <w:p>
@@ -776,7 +908,7 @@
           <w:ilvl w:val="0"/>
           <w:numId w:val="8"/>
         </w:numPr>
-        <w:spacing w:before="240"/>
+        <w:spacing w:before="240" w:after="0" w:line="276" w:lineRule="auto"/>
       </w:pPr>
       <w:r>
         <w:rPr>
@@ -804,7 +936,7 @@
           <w:ilvl w:val="0"/>
           <w:numId w:val="8"/>
         </w:numPr>
-        <w:spacing w:after="240"/>
+        <w:spacing w:after="240" w:line="276" w:lineRule="auto"/>
       </w:pPr>
       <w:r>
         <w:rPr>
@@ -828,7 +960,7 @@
     </w:p>
     <w:p>
       <w:r>
-        <w:pict w14:anchorId="5F698ACA">
+        <w:pict w14:anchorId="6F7C2826">
           <v:rect id="_x0000_i1029" style="width:0;height:1.5pt" o:hralign="center" o:hrstd="t" o:hr="t" fillcolor="#a0a0a0" stroked="f"/>
         </w:pict>
       </w:r>
@@ -877,7 +1009,7 @@
     </w:p>
     <w:p>
       <w:r>
-        <w:pict w14:anchorId="6EFE3E26">
+        <w:pict w14:anchorId="091D1CDD">
           <v:rect id="_x0000_i1030" style="width:0;height:1.5pt" o:hralign="center" o:hrstd="t" o:hr="t" fillcolor="#a0a0a0" stroked="f"/>
         </w:pict>
       </w:r>
@@ -890,7 +1022,6 @@
       <w:bookmarkStart w:id="6" w:name="_3zmxuel08j5i" w:colFirst="0" w:colLast="0"/>
       <w:bookmarkEnd w:id="6"/>
       <w:r>
-        <w:lastRenderedPageBreak/>
         <w:t>Real-world analogy</w:t>
       </w:r>
     </w:p>
@@ -924,51 +1055,77 @@
       </w:pPr>
       <w:r>
         <w:rPr>
-          <w:b/>
-          <w:shd w:val="clear" w:color="auto" w:fill="B7B7B7"/>
-        </w:rPr>
-        <w:t># Source</w:t>
-      </w:r>
-      <w:r>
-        <w:rPr>
-          <w:shd w:val="clear" w:color="auto" w:fill="B7B7B7"/>
-        </w:rPr>
-        <w:t xml:space="preserve">: </w:t>
-      </w:r>
-      <w:r>
-        <w:rPr>
-          <w:b/>
-          <w:shd w:val="clear" w:color="auto" w:fill="B7B7B7"/>
-        </w:rPr>
-        <w:t xml:space="preserve">Chatgpt </w:t>
-      </w:r>
-      <w:r>
-        <w:rPr>
-          <w:b/>
-          <w:sz w:val="14"/>
-          <w:szCs w:val="14"/>
-          <w:shd w:val="clear" w:color="auto" w:fill="B7B7B7"/>
-        </w:rPr>
-        <w:t>(GPT</w:t>
-      </w:r>
-      <w:r>
-        <w:rPr>
-          <w:rFonts w:ascii="Cambria Math" w:hAnsi="Cambria Math" w:cs="Cambria Math"/>
-          <w:b/>
-          <w:sz w:val="14"/>
-          <w:szCs w:val="14"/>
-          <w:shd w:val="clear" w:color="auto" w:fill="B7B7B7"/>
+          <w:rFonts w:ascii="Arial" w:eastAsia="Arial" w:hAnsi="Arial" w:cs="Arial"/>
+          <w:b/>
+          <w:color w:val="000000"/>
+          <w:sz w:val="18"/>
+          <w:highlight w:val="lightGray"/>
+        </w:rPr>
+        <w:t># Source: AI Source: Provided by: [Data Path</w:t>
+      </w:r>
+      <w:r>
+        <w:rPr>
+          <w:rFonts w:ascii="Arial" w:eastAsia="Arial" w:hAnsi="Arial" w:cs="Arial"/>
+          <w:color w:val="000000"/>
+          <w:sz w:val="18"/>
+          <w:highlight w:val="lightGray"/>
+        </w:rPr>
+        <w:t xml:space="preserve">: Persons Table -&gt; ID Column: 1, Name_En Column: Motasem Essam] -&gt; </w:t>
+      </w:r>
+      <w:r>
+        <w:rPr>
+          <w:rFonts w:ascii="Arial" w:eastAsia="Arial" w:hAnsi="Arial" w:cs="Arial"/>
+          <w:b/>
+          <w:color w:val="000000"/>
+          <w:sz w:val="18"/>
+          <w:highlight w:val="lightGray"/>
+        </w:rPr>
+        <w:t>From:</w:t>
+      </w:r>
+      <w:r>
+        <w:rPr>
+          <w:rFonts w:ascii="Arial" w:eastAsia="Arial" w:hAnsi="Arial" w:cs="Arial"/>
+          <w:color w:val="000000"/>
+          <w:sz w:val="18"/>
+          <w:highlight w:val="lightGray"/>
+        </w:rPr>
+        <w:t xml:space="preserve"> [Chatgpt (GPT</w:t>
+      </w:r>
+      <w:r>
+        <w:rPr>
+          <w:rFonts w:ascii="Arial" w:eastAsia="Arial" w:hAnsi="Arial" w:cs="Cambria Math"/>
+          <w:color w:val="000000"/>
+          <w:sz w:val="18"/>
+          <w:highlight w:val="lightGray"/>
         </w:rPr>
         <w:t>‑</w:t>
       </w:r>
       <w:r>
         <w:rPr>
-          <w:b/>
-          <w:sz w:val="14"/>
-          <w:szCs w:val="14"/>
-          <w:shd w:val="clear" w:color="auto" w:fill="B7B7B7"/>
-        </w:rPr>
-        <w:t>5 Mini) at [8/22/2025]</w:t>
+          <w:rFonts w:ascii="Arial" w:eastAsia="Arial" w:hAnsi="Arial" w:cs="Arial"/>
+          <w:color w:val="000000"/>
+          <w:sz w:val="18"/>
+          <w:highlight w:val="lightGray"/>
+        </w:rPr>
+        <w:t xml:space="preserve">5 Mini)] </w:t>
+      </w:r>
+      <w:r>
+        <w:rPr>
+          <w:rFonts w:ascii="Arial" w:eastAsia="Arial" w:hAnsi="Arial" w:cs="Arial"/>
+          <w:b/>
+          <w:color w:val="000000"/>
+          <w:sz w:val="18"/>
+          <w:highlight w:val="lightGray"/>
+        </w:rPr>
+        <w:t>on</w:t>
+      </w:r>
+      <w:r>
+        <w:rPr>
+          <w:rFonts w:ascii="Arial" w:eastAsia="Arial" w:hAnsi="Arial"/>
+          <w:sz w:val="18"/>
+          <w:highlight w:val="lightGray"/>
+        </w:rPr>
+        <w:t xml:space="preserve"> [8/22/2025]</w:t>
       </w:r>
     </w:p>
     <w:p>
@@ -977,7 +1134,7 @@
           <w:ilvl w:val="0"/>
           <w:numId w:val="6"/>
         </w:numPr>
-        <w:spacing w:before="240"/>
+        <w:spacing w:before="240" w:after="0" w:line="276" w:lineRule="auto"/>
       </w:pPr>
       <w:r>
         <w:rPr>
@@ -1011,6 +1168,7 @@
           <w:ilvl w:val="1"/>
           <w:numId w:val="6"/>
         </w:numPr>
+        <w:spacing w:after="0" w:line="276" w:lineRule="auto"/>
         <w:rPr>
           <w:rFonts w:ascii="Roboto Mono" w:eastAsia="Roboto Mono" w:hAnsi="Roboto Mono" w:cs="Roboto Mono"/>
         </w:rPr>
@@ -1034,6 +1192,7 @@
           <w:ilvl w:val="1"/>
           <w:numId w:val="6"/>
         </w:numPr>
+        <w:spacing w:after="0" w:line="276" w:lineRule="auto"/>
         <w:rPr>
           <w:rFonts w:ascii="Roboto Mono" w:eastAsia="Roboto Mono" w:hAnsi="Roboto Mono" w:cs="Roboto Mono"/>
         </w:rPr>
@@ -1057,6 +1216,7 @@
           <w:ilvl w:val="1"/>
           <w:numId w:val="6"/>
         </w:numPr>
+        <w:spacing w:after="0" w:line="276" w:lineRule="auto"/>
         <w:rPr>
           <w:rFonts w:ascii="Roboto Mono" w:eastAsia="Roboto Mono" w:hAnsi="Roboto Mono" w:cs="Roboto Mono"/>
         </w:rPr>
@@ -1080,6 +1240,7 @@
           <w:ilvl w:val="0"/>
           <w:numId w:val="6"/>
         </w:numPr>
+        <w:spacing w:after="0" w:line="276" w:lineRule="auto"/>
       </w:pPr>
       <w:r>
         <w:rPr>
@@ -1113,7 +1274,7 @@
           <w:ilvl w:val="0"/>
           <w:numId w:val="6"/>
         </w:numPr>
-        <w:spacing w:after="240"/>
+        <w:spacing w:after="240" w:line="276" w:lineRule="auto"/>
       </w:pPr>
       <w:r>
         <w:rPr>
@@ -1170,7 +1331,7 @@
     </w:p>
     <w:p>
       <w:r>
-        <w:pict w14:anchorId="2AA31EAF">
+        <w:pict w14:anchorId="3CE902DB">
           <v:rect id="_x0000_i1031" style="width:0;height:1.5pt" o:hralign="center" o:hrstd="t" o:hr="t" fillcolor="#a0a0a0" stroked="f"/>
         </w:pict>
       </w:r>
@@ -1202,51 +1363,77 @@
       </w:pPr>
       <w:r>
         <w:rPr>
-          <w:b/>
-          <w:shd w:val="clear" w:color="auto" w:fill="B7B7B7"/>
-        </w:rPr>
-        <w:t># Source</w:t>
-      </w:r>
-      <w:r>
-        <w:rPr>
-          <w:shd w:val="clear" w:color="auto" w:fill="B7B7B7"/>
-        </w:rPr>
-        <w:t xml:space="preserve">: </w:t>
-      </w:r>
-      <w:r>
-        <w:rPr>
-          <w:b/>
-          <w:shd w:val="clear" w:color="auto" w:fill="B7B7B7"/>
-        </w:rPr>
-        <w:t xml:space="preserve">Chatgpt </w:t>
-      </w:r>
-      <w:r>
-        <w:rPr>
-          <w:b/>
-          <w:sz w:val="14"/>
-          <w:szCs w:val="14"/>
-          <w:shd w:val="clear" w:color="auto" w:fill="B7B7B7"/>
-        </w:rPr>
-        <w:t>(GPT</w:t>
-      </w:r>
-      <w:r>
-        <w:rPr>
-          <w:rFonts w:ascii="Cambria Math" w:hAnsi="Cambria Math" w:cs="Cambria Math"/>
-          <w:b/>
-          <w:sz w:val="14"/>
-          <w:szCs w:val="14"/>
-          <w:shd w:val="clear" w:color="auto" w:fill="B7B7B7"/>
+          <w:rFonts w:ascii="Arial" w:eastAsia="Arial" w:hAnsi="Arial" w:cs="Arial"/>
+          <w:b/>
+          <w:color w:val="000000"/>
+          <w:sz w:val="18"/>
+          <w:highlight w:val="lightGray"/>
+        </w:rPr>
+        <w:t># Source: AI Source: Provided by: [Data Path</w:t>
+      </w:r>
+      <w:r>
+        <w:rPr>
+          <w:rFonts w:ascii="Arial" w:eastAsia="Arial" w:hAnsi="Arial" w:cs="Arial"/>
+          <w:color w:val="000000"/>
+          <w:sz w:val="18"/>
+          <w:highlight w:val="lightGray"/>
+        </w:rPr>
+        <w:t xml:space="preserve">: Persons Table -&gt; ID Column: 1, Name_En Column: Motasem Essam] -&gt; </w:t>
+      </w:r>
+      <w:r>
+        <w:rPr>
+          <w:rFonts w:ascii="Arial" w:eastAsia="Arial" w:hAnsi="Arial" w:cs="Arial"/>
+          <w:b/>
+          <w:color w:val="000000"/>
+          <w:sz w:val="18"/>
+          <w:highlight w:val="lightGray"/>
+        </w:rPr>
+        <w:t>From:</w:t>
+      </w:r>
+      <w:r>
+        <w:rPr>
+          <w:rFonts w:ascii="Arial" w:eastAsia="Arial" w:hAnsi="Arial" w:cs="Arial"/>
+          <w:color w:val="000000"/>
+          <w:sz w:val="18"/>
+          <w:highlight w:val="lightGray"/>
+        </w:rPr>
+        <w:t xml:space="preserve"> [Chatgpt (GPT</w:t>
+      </w:r>
+      <w:r>
+        <w:rPr>
+          <w:rFonts w:ascii="Arial" w:eastAsia="Arial" w:hAnsi="Arial" w:cs="Cambria Math"/>
+          <w:color w:val="000000"/>
+          <w:sz w:val="18"/>
+          <w:highlight w:val="lightGray"/>
         </w:rPr>
         <w:t>‑</w:t>
       </w:r>
       <w:r>
         <w:rPr>
-          <w:b/>
-          <w:sz w:val="14"/>
-          <w:szCs w:val="14"/>
-          <w:shd w:val="clear" w:color="auto" w:fill="B7B7B7"/>
-        </w:rPr>
-        <w:t>5 Mini) at [8/22/2025]</w:t>
+          <w:rFonts w:ascii="Arial" w:eastAsia="Arial" w:hAnsi="Arial" w:cs="Arial"/>
+          <w:color w:val="000000"/>
+          <w:sz w:val="18"/>
+          <w:highlight w:val="lightGray"/>
+        </w:rPr>
+        <w:t xml:space="preserve">5 Mini)] </w:t>
+      </w:r>
+      <w:r>
+        <w:rPr>
+          <w:rFonts w:ascii="Arial" w:eastAsia="Arial" w:hAnsi="Arial" w:cs="Arial"/>
+          <w:b/>
+          <w:color w:val="000000"/>
+          <w:sz w:val="18"/>
+          <w:highlight w:val="lightGray"/>
+        </w:rPr>
+        <w:t>on</w:t>
+      </w:r>
+      <w:r>
+        <w:rPr>
+          <w:rFonts w:ascii="Arial" w:eastAsia="Arial" w:hAnsi="Arial"/>
+          <w:sz w:val="18"/>
+          <w:highlight w:val="lightGray"/>
+        </w:rPr>
+        <w:t xml:space="preserve"> [8/22/2025]</w:t>
       </w:r>
     </w:p>
     <w:p>
@@ -1255,7 +1442,7 @@
           <w:ilvl w:val="0"/>
           <w:numId w:val="4"/>
         </w:numPr>
-        <w:spacing w:before="240"/>
+        <w:spacing w:before="240" w:after="0" w:line="276" w:lineRule="auto"/>
       </w:pPr>
       <w:r>
         <w:rPr>
@@ -1289,6 +1476,7 @@
           <w:ilvl w:val="1"/>
           <w:numId w:val="4"/>
         </w:numPr>
+        <w:spacing w:after="0" w:line="276" w:lineRule="auto"/>
         <w:rPr>
           <w:rFonts w:ascii="Roboto Mono" w:eastAsia="Roboto Mono" w:hAnsi="Roboto Mono" w:cs="Roboto Mono"/>
         </w:rPr>
@@ -1312,6 +1500,7 @@
           <w:ilvl w:val="1"/>
           <w:numId w:val="4"/>
         </w:numPr>
+        <w:spacing w:after="0" w:line="276" w:lineRule="auto"/>
         <w:rPr>
           <w:rFonts w:ascii="Roboto Mono" w:eastAsia="Roboto Mono" w:hAnsi="Roboto Mono" w:cs="Roboto Mono"/>
         </w:rPr>
@@ -1335,6 +1524,7 @@
           <w:ilvl w:val="0"/>
           <w:numId w:val="4"/>
         </w:numPr>
+        <w:spacing w:after="0" w:line="276" w:lineRule="auto"/>
         <w:rPr>
           <w:rFonts w:ascii="Roboto Mono" w:eastAsia="Roboto Mono" w:hAnsi="Roboto Mono" w:cs="Roboto Mono"/>
         </w:rPr>
@@ -1358,7 +1548,7 @@
           <w:ilvl w:val="0"/>
           <w:numId w:val="4"/>
         </w:numPr>
-        <w:spacing w:after="240"/>
+        <w:spacing w:after="240" w:line="276" w:lineRule="auto"/>
         <w:rPr>
           <w:rFonts w:ascii="Roboto Mono" w:eastAsia="Roboto Mono" w:hAnsi="Roboto Mono" w:cs="Roboto Mono"/>
         </w:rPr>
@@ -1418,8 +1608,7 @@
     </w:p>
     <w:p>
       <w:r>
-        <w:lastRenderedPageBreak/>
-        <w:pict w14:anchorId="4EDCE22F">
+        <w:pict w14:anchorId="521F6AB7">
           <v:rect id="_x0000_i1032" style="width:0;height:1.5pt" o:hralign="center" o:hrstd="t" o:hr="t" fillcolor="#a0a0a0" stroked="f"/>
         </w:pict>
       </w:r>
@@ -1442,51 +1631,77 @@
       </w:pPr>
       <w:r>
         <w:rPr>
-          <w:b/>
-          <w:shd w:val="clear" w:color="auto" w:fill="B7B7B7"/>
-        </w:rPr>
-        <w:t># Source</w:t>
-      </w:r>
-      <w:r>
-        <w:rPr>
-          <w:shd w:val="clear" w:color="auto" w:fill="B7B7B7"/>
-        </w:rPr>
-        <w:t xml:space="preserve">: </w:t>
-      </w:r>
-      <w:r>
-        <w:rPr>
-          <w:b/>
-          <w:shd w:val="clear" w:color="auto" w:fill="B7B7B7"/>
-        </w:rPr>
-        <w:t xml:space="preserve">Chatgpt </w:t>
-      </w:r>
-      <w:r>
-        <w:rPr>
-          <w:b/>
-          <w:sz w:val="14"/>
-          <w:szCs w:val="14"/>
-          <w:shd w:val="clear" w:color="auto" w:fill="B7B7B7"/>
-        </w:rPr>
-        <w:t>(GPT</w:t>
-      </w:r>
-      <w:r>
-        <w:rPr>
-          <w:rFonts w:ascii="Cambria Math" w:hAnsi="Cambria Math" w:cs="Cambria Math"/>
-          <w:b/>
-          <w:sz w:val="14"/>
-          <w:szCs w:val="14"/>
-          <w:shd w:val="clear" w:color="auto" w:fill="B7B7B7"/>
+          <w:rFonts w:ascii="Arial" w:eastAsia="Arial" w:hAnsi="Arial" w:cs="Arial"/>
+          <w:b/>
+          <w:color w:val="000000"/>
+          <w:sz w:val="18"/>
+          <w:highlight w:val="lightGray"/>
+        </w:rPr>
+        <w:t># Source: AI Source: Provided by: [Data Path</w:t>
+      </w:r>
+      <w:r>
+        <w:rPr>
+          <w:rFonts w:ascii="Arial" w:eastAsia="Arial" w:hAnsi="Arial" w:cs="Arial"/>
+          <w:color w:val="000000"/>
+          <w:sz w:val="18"/>
+          <w:highlight w:val="lightGray"/>
+        </w:rPr>
+        <w:t xml:space="preserve">: Persons Table -&gt; ID Column: 1, Name_En Column: Motasem Essam] -&gt; </w:t>
+      </w:r>
+      <w:r>
+        <w:rPr>
+          <w:rFonts w:ascii="Arial" w:eastAsia="Arial" w:hAnsi="Arial" w:cs="Arial"/>
+          <w:b/>
+          <w:color w:val="000000"/>
+          <w:sz w:val="18"/>
+          <w:highlight w:val="lightGray"/>
+        </w:rPr>
+        <w:t>From:</w:t>
+      </w:r>
+      <w:r>
+        <w:rPr>
+          <w:rFonts w:ascii="Arial" w:eastAsia="Arial" w:hAnsi="Arial" w:cs="Arial"/>
+          <w:color w:val="000000"/>
+          <w:sz w:val="18"/>
+          <w:highlight w:val="lightGray"/>
+        </w:rPr>
+        <w:t xml:space="preserve"> [Chatgpt (GPT</w:t>
+      </w:r>
+      <w:r>
+        <w:rPr>
+          <w:rFonts w:ascii="Arial" w:eastAsia="Arial" w:hAnsi="Arial" w:cs="Cambria Math"/>
+          <w:color w:val="000000"/>
+          <w:sz w:val="18"/>
+          <w:highlight w:val="lightGray"/>
         </w:rPr>
         <w:t>‑</w:t>
       </w:r>
       <w:r>
         <w:rPr>
-          <w:b/>
-          <w:sz w:val="14"/>
-          <w:szCs w:val="14"/>
-          <w:shd w:val="clear" w:color="auto" w:fill="B7B7B7"/>
-        </w:rPr>
-        <w:t>5 Mini) at [8/22/2025]</w:t>
+          <w:rFonts w:ascii="Arial" w:eastAsia="Arial" w:hAnsi="Arial" w:cs="Arial"/>
+          <w:color w:val="000000"/>
+          <w:sz w:val="18"/>
+          <w:highlight w:val="lightGray"/>
+        </w:rPr>
+        <w:t xml:space="preserve">5 Mini)] </w:t>
+      </w:r>
+      <w:r>
+        <w:rPr>
+          <w:rFonts w:ascii="Arial" w:eastAsia="Arial" w:hAnsi="Arial" w:cs="Arial"/>
+          <w:b/>
+          <w:color w:val="000000"/>
+          <w:sz w:val="18"/>
+          <w:highlight w:val="lightGray"/>
+        </w:rPr>
+        <w:t>on</w:t>
+      </w:r>
+      <w:r>
+        <w:rPr>
+          <w:rFonts w:ascii="Arial" w:eastAsia="Arial" w:hAnsi="Arial"/>
+          <w:sz w:val="18"/>
+          <w:highlight w:val="lightGray"/>
+        </w:rPr>
+        <w:t xml:space="preserve"> [8/22/2025]</w:t>
       </w:r>
     </w:p>
     <w:p>
@@ -1495,7 +1710,7 @@
           <w:noProof/>
         </w:rPr>
         <w:drawing>
-          <wp:inline distT="114300" distB="114300" distL="114300" distR="114300" wp14:anchorId="0F997D1E" wp14:editId="0E619ADA">
+          <wp:inline distT="114300" distB="114300" distL="114300" distR="114300" wp14:anchorId="1A4DE28C" wp14:editId="38F8D633">
             <wp:extent cx="5943600" cy="1943100"/>
             <wp:effectExtent l="0" t="0" r="0" b="0"/>
             <wp:docPr id="1" name="image1.png"/>
@@ -2034,7 +2249,7 @@
     </w:tbl>
     <w:p>
       <w:r>
-        <w:pict w14:anchorId="0ADE1146">
+        <w:pict w14:anchorId="3D3E24FD">
           <v:rect id="_x0000_i1033" style="width:0;height:1.5pt" o:hralign="center" o:hrstd="t" o:hr="t" fillcolor="#a0a0a0" stroked="f"/>
         </w:pict>
       </w:r>
@@ -2072,7 +2287,7 @@
           <w:ilvl w:val="0"/>
           <w:numId w:val="2"/>
         </w:numPr>
-        <w:spacing w:before="240"/>
+        <w:spacing w:before="240" w:after="0" w:line="276" w:lineRule="auto"/>
         <w:rPr>
           <w:rFonts w:ascii="Roboto Mono" w:eastAsia="Roboto Mono" w:hAnsi="Roboto Mono" w:cs="Roboto Mono"/>
         </w:rPr>
@@ -2098,7 +2313,7 @@
           <w:ilvl w:val="0"/>
           <w:numId w:val="2"/>
         </w:numPr>
-        <w:spacing w:after="240"/>
+        <w:spacing w:after="240" w:line="276" w:lineRule="auto"/>
         <w:rPr>
           <w:rFonts w:ascii="Roboto Mono" w:eastAsia="Roboto Mono" w:hAnsi="Roboto Mono" w:cs="Roboto Mono"/>
         </w:rPr>
@@ -2120,18 +2335,19 @@
     </w:p>
     <w:p>
       <w:r>
-        <w:pict w14:anchorId="04496900">
+        <w:pict w14:anchorId="141DDC2C">
           <v:rect id="_x0000_i1034" style="width:0;height:1.5pt" o:hralign="center" o:hrstd="t" o:hr="t" fillcolor="#a0a0a0" stroked="f"/>
         </w:pict>
       </w:r>
     </w:p>
+    <w:p/>
     <w:p/>
     <w:p/>
     <w:sectPr>
       <w:pgSz w:w="12240" w:h="15840"/>
       <w:pgMar w:top="1440" w:right="1440" w:bottom="1440" w:left="1440" w:header="720" w:footer="720" w:gutter="0"/>
-      <w:pgNumType w:start="1"/>
       <w:cols w:space="720"/>
+      <w:docGrid w:linePitch="360"/>
     </w:sectPr>
   </w:body>
 </w:document>
@@ -3470,18 +3686,6 @@
   <w:style w:type="paragraph" w:default="1" w:styleId="Normal">
     <w:name w:val="Normal"/>
     <w:qFormat/>
-    <w:rsid w:val="003B4CCC"/>
-    <w:pPr>
-      <w:spacing w:after="0" w:line="276" w:lineRule="auto"/>
-    </w:pPr>
-    <w:rPr>
-      <w:rFonts w:ascii="Arial" w:eastAsia="Arial" w:hAnsi="Arial" w:cs="Arial"/>
-      <w:kern w:val="0"/>
-      <w:sz w:val="22"/>
-      <w:szCs w:val="22"/>
-      <w:lang w:val="en"/>
-      <w14:ligatures w14:val="none"/>
-    </w:rPr>
   </w:style>
   <w:style w:type="paragraph" w:styleId="Heading1">
     <w:name w:val="heading 1"/>
@@ -3490,7 +3694,7 @@
     <w:link w:val="Heading1Char"/>
     <w:uiPriority w:val="9"/>
     <w:qFormat/>
-    <w:rsid w:val="005348D8"/>
+    <w:rsid w:val="00E56DA8"/>
     <w:pPr>
       <w:keepNext/>
       <w:keepLines/>
@@ -3512,7 +3716,7 @@
     <w:uiPriority w:val="9"/>
     <w:unhideWhenUsed/>
     <w:qFormat/>
-    <w:rsid w:val="005348D8"/>
+    <w:rsid w:val="00E56DA8"/>
     <w:pPr>
       <w:keepNext/>
       <w:keepLines/>
@@ -3534,7 +3738,7 @@
     <w:uiPriority w:val="9"/>
     <w:unhideWhenUsed/>
     <w:qFormat/>
-    <w:rsid w:val="005348D8"/>
+    <w:rsid w:val="00E56DA8"/>
     <w:pPr>
       <w:keepNext/>
       <w:keepLines/>
@@ -3556,7 +3760,7 @@
     <w:uiPriority w:val="9"/>
     <w:unhideWhenUsed/>
     <w:qFormat/>
-    <w:rsid w:val="005348D8"/>
+    <w:rsid w:val="00E56DA8"/>
     <w:pPr>
       <w:keepNext/>
       <w:keepLines/>
@@ -3579,7 +3783,7 @@
     <w:semiHidden/>
     <w:unhideWhenUsed/>
     <w:qFormat/>
-    <w:rsid w:val="005348D8"/>
+    <w:rsid w:val="00E56DA8"/>
     <w:pPr>
       <w:keepNext/>
       <w:keepLines/>
@@ -3600,11 +3804,11 @@
     <w:semiHidden/>
     <w:unhideWhenUsed/>
     <w:qFormat/>
-    <w:rsid w:val="005348D8"/>
+    <w:rsid w:val="00E56DA8"/>
     <w:pPr>
       <w:keepNext/>
       <w:keepLines/>
-      <w:spacing w:before="40"/>
+      <w:spacing w:before="40" w:after="0"/>
       <w:outlineLvl w:val="5"/>
     </w:pPr>
     <w:rPr>
@@ -3623,11 +3827,11 @@
     <w:semiHidden/>
     <w:unhideWhenUsed/>
     <w:qFormat/>
-    <w:rsid w:val="005348D8"/>
+    <w:rsid w:val="00E56DA8"/>
     <w:pPr>
       <w:keepNext/>
       <w:keepLines/>
-      <w:spacing w:before="40"/>
+      <w:spacing w:before="40" w:after="0"/>
       <w:outlineLvl w:val="6"/>
     </w:pPr>
     <w:rPr>
@@ -3644,10 +3848,11 @@
     <w:semiHidden/>
     <w:unhideWhenUsed/>
     <w:qFormat/>
-    <w:rsid w:val="005348D8"/>
+    <w:rsid w:val="00E56DA8"/>
     <w:pPr>
       <w:keepNext/>
       <w:keepLines/>
+      <w:spacing w:after="0"/>
       <w:outlineLvl w:val="7"/>
     </w:pPr>
     <w:rPr>
@@ -3666,10 +3871,11 @@
     <w:semiHidden/>
     <w:unhideWhenUsed/>
     <w:qFormat/>
-    <w:rsid w:val="005348D8"/>
+    <w:rsid w:val="00E56DA8"/>
     <w:pPr>
       <w:keepNext/>
       <w:keepLines/>
+      <w:spacing w:after="0"/>
       <w:outlineLvl w:val="8"/>
     </w:pPr>
     <w:rPr>
@@ -3709,7 +3915,7 @@
     <w:basedOn w:val="DefaultParagraphFont"/>
     <w:link w:val="Heading1"/>
     <w:uiPriority w:val="9"/>
-    <w:rsid w:val="005348D8"/>
+    <w:rsid w:val="00E56DA8"/>
     <w:rPr>
       <w:rFonts w:asciiTheme="majorHAnsi" w:eastAsiaTheme="majorEastAsia" w:hAnsiTheme="majorHAnsi" w:cstheme="majorBidi"/>
       <w:color w:val="2F5496" w:themeColor="accent1" w:themeShade="BF"/>
@@ -3722,7 +3928,7 @@
     <w:basedOn w:val="DefaultParagraphFont"/>
     <w:link w:val="Heading2"/>
     <w:uiPriority w:val="9"/>
-    <w:rsid w:val="005348D8"/>
+    <w:rsid w:val="00E56DA8"/>
     <w:rPr>
       <w:rFonts w:asciiTheme="majorHAnsi" w:eastAsiaTheme="majorEastAsia" w:hAnsiTheme="majorHAnsi" w:cstheme="majorBidi"/>
       <w:color w:val="2F5496" w:themeColor="accent1" w:themeShade="BF"/>
@@ -3735,7 +3941,7 @@
     <w:basedOn w:val="DefaultParagraphFont"/>
     <w:link w:val="Heading3"/>
     <w:uiPriority w:val="9"/>
-    <w:rsid w:val="005348D8"/>
+    <w:rsid w:val="00E56DA8"/>
     <w:rPr>
       <w:rFonts w:eastAsiaTheme="majorEastAsia" w:cstheme="majorBidi"/>
       <w:color w:val="2F5496" w:themeColor="accent1" w:themeShade="BF"/>
@@ -3748,7 +3954,7 @@
     <w:basedOn w:val="DefaultParagraphFont"/>
     <w:link w:val="Heading4"/>
     <w:uiPriority w:val="9"/>
-    <w:rsid w:val="005348D8"/>
+    <w:rsid w:val="00E56DA8"/>
     <w:rPr>
       <w:rFonts w:eastAsiaTheme="majorEastAsia" w:cstheme="majorBidi"/>
       <w:i/>
@@ -3762,7 +3968,7 @@
     <w:link w:val="Heading5"/>
     <w:uiPriority w:val="9"/>
     <w:semiHidden/>
-    <w:rsid w:val="005348D8"/>
+    <w:rsid w:val="00E56DA8"/>
     <w:rPr>
       <w:rFonts w:eastAsiaTheme="majorEastAsia" w:cstheme="majorBidi"/>
       <w:color w:val="2F5496" w:themeColor="accent1" w:themeShade="BF"/>
@@ -3774,7 +3980,7 @@
     <w:link w:val="Heading6"/>
     <w:uiPriority w:val="9"/>
     <w:semiHidden/>
-    <w:rsid w:val="005348D8"/>
+    <w:rsid w:val="00E56DA8"/>
     <w:rPr>
       <w:rFonts w:eastAsiaTheme="majorEastAsia" w:cstheme="majorBidi"/>
       <w:i/>
@@ -3788,7 +3994,7 @@
     <w:link w:val="Heading7"/>
     <w:uiPriority w:val="9"/>
     <w:semiHidden/>
-    <w:rsid w:val="005348D8"/>
+    <w:rsid w:val="00E56DA8"/>
     <w:rPr>
       <w:rFonts w:eastAsiaTheme="majorEastAsia" w:cstheme="majorBidi"/>
       <w:color w:val="595959" w:themeColor="text1" w:themeTint="A6"/>
@@ -3800,7 +4006,7 @@
     <w:link w:val="Heading8"/>
     <w:uiPriority w:val="9"/>
     <w:semiHidden/>
-    <w:rsid w:val="005348D8"/>
+    <w:rsid w:val="00E56DA8"/>
     <w:rPr>
       <w:rFonts w:eastAsiaTheme="majorEastAsia" w:cstheme="majorBidi"/>
       <w:i/>
@@ -3814,7 +4020,7 @@
     <w:link w:val="Heading9"/>
     <w:uiPriority w:val="9"/>
     <w:semiHidden/>
-    <w:rsid w:val="005348D8"/>
+    <w:rsid w:val="00E56DA8"/>
     <w:rPr>
       <w:rFonts w:eastAsiaTheme="majorEastAsia" w:cstheme="majorBidi"/>
       <w:color w:val="272727" w:themeColor="text1" w:themeTint="D8"/>
@@ -3827,7 +4033,7 @@
     <w:link w:val="TitleChar"/>
     <w:uiPriority w:val="10"/>
     <w:qFormat/>
-    <w:rsid w:val="005348D8"/>
+    <w:rsid w:val="00E56DA8"/>
     <w:pPr>
       <w:spacing w:after="80" w:line="240" w:lineRule="auto"/>
       <w:contextualSpacing/>
@@ -3845,7 +4051,7 @@
     <w:basedOn w:val="DefaultParagraphFont"/>
     <w:link w:val="Title"/>
     <w:uiPriority w:val="10"/>
-    <w:rsid w:val="005348D8"/>
+    <w:rsid w:val="00E56DA8"/>
     <w:rPr>
       <w:rFonts w:asciiTheme="majorHAnsi" w:eastAsiaTheme="majorEastAsia" w:hAnsiTheme="majorHAnsi" w:cstheme="majorBidi"/>
       <w:spacing w:val="-10"/>
@@ -3861,7 +4067,7 @@
     <w:link w:val="SubtitleChar"/>
     <w:uiPriority w:val="11"/>
     <w:qFormat/>
-    <w:rsid w:val="005348D8"/>
+    <w:rsid w:val="00E56DA8"/>
     <w:pPr>
       <w:numPr>
         <w:ilvl w:val="1"/>
@@ -3880,7 +4086,7 @@
     <w:basedOn w:val="DefaultParagraphFont"/>
     <w:link w:val="Subtitle"/>
     <w:uiPriority w:val="11"/>
-    <w:rsid w:val="005348D8"/>
+    <w:rsid w:val="00E56DA8"/>
     <w:rPr>
       <w:rFonts w:eastAsiaTheme="majorEastAsia" w:cstheme="majorBidi"/>
       <w:color w:val="595959" w:themeColor="text1" w:themeTint="A6"/>
@@ -3896,7 +4102,7 @@
     <w:link w:val="QuoteChar"/>
     <w:uiPriority w:val="29"/>
     <w:qFormat/>
-    <w:rsid w:val="005348D8"/>
+    <w:rsid w:val="00E56DA8"/>
     <w:pPr>
       <w:spacing w:before="160"/>
       <w:jc w:val="center"/>
@@ -3912,7 +4118,7 @@
     <w:basedOn w:val="DefaultParagraphFont"/>
     <w:link w:val="Quote"/>
     <w:uiPriority w:val="29"/>
-    <w:rsid w:val="005348D8"/>
+    <w:rsid w:val="00E56DA8"/>
     <w:rPr>
       <w:i/>
       <w:iCs/>
@@ -3924,7 +4130,7 @@
     <w:basedOn w:val="Normal"/>
     <w:uiPriority w:val="34"/>
     <w:qFormat/>
-    <w:rsid w:val="005348D8"/>
+    <w:rsid w:val="00E56DA8"/>
     <w:pPr>
       <w:ind w:left="720"/>
       <w:contextualSpacing/>
@@ -3935,7 +4141,7 @@
     <w:basedOn w:val="DefaultParagraphFont"/>
     <w:uiPriority w:val="21"/>
     <w:qFormat/>
-    <w:rsid w:val="005348D8"/>
+    <w:rsid w:val="00E56DA8"/>
     <w:rPr>
       <w:i/>
       <w:iCs/>
@@ -3949,7 +4155,7 @@
     <w:link w:val="IntenseQuoteChar"/>
     <w:uiPriority w:val="30"/>
     <w:qFormat/>
-    <w:rsid w:val="005348D8"/>
+    <w:rsid w:val="00E56DA8"/>
     <w:pPr>
       <w:pBdr>
         <w:top w:val="single" w:sz="4" w:space="10" w:color="2F5496" w:themeColor="accent1" w:themeShade="BF"/>
@@ -3970,7 +4176,7 @@
     <w:basedOn w:val="DefaultParagraphFont"/>
     <w:link w:val="IntenseQuote"/>
     <w:uiPriority w:val="30"/>
-    <w:rsid w:val="005348D8"/>
+    <w:rsid w:val="00E56DA8"/>
     <w:rPr>
       <w:i/>
       <w:iCs/>
@@ -3982,7 +4188,7 @@
     <w:basedOn w:val="DefaultParagraphFont"/>
     <w:uiPriority w:val="32"/>
     <w:qFormat/>
-    <w:rsid w:val="005348D8"/>
+    <w:rsid w:val="00E56DA8"/>
     <w:rPr>
       <w:b/>
       <w:bCs/>
